--- a/Read Me.docx
+++ b/Read Me.docx
@@ -1765,7 +1765,15 @@
             <w:tcW w:w="2605" w:type="dxa"/>
           </w:tcPr>
           <w:p>
-            <w:r>
+            <w:pPr>
+              <w:rPr>
+                <w:highlight w:val="green"/>
+              </w:rPr>
+            </w:pPr>
+            <w:r>
+              <w:rPr>
+                <w:highlight w:val="green"/>
+              </w:rPr>
               <w:t>Appendix 15-17</w:t>
             </w:r>
           </w:p>
@@ -1779,12 +1787,14 @@
               <w:rPr>
                 <w:i/>
                 <w:iCs/>
-              </w:rPr>
-            </w:pPr>
-            <w:r>
-              <w:rPr>
-                <w:i/>
-                <w:iCs/>
+                <w:highlight w:val="green"/>
+              </w:rPr>
+            </w:pPr>
+            <w:r>
+              <w:rPr>
+                <w:i/>
+                <w:iCs/>
+                <w:highlight w:val="green"/>
               </w:rPr>
               <w:t xml:space="preserve">Appendix Data </w:t>
             </w:r>
@@ -1793,6 +1803,7 @@
               <w:rPr>
                 <w:i/>
                 <w:iCs/>
+                <w:highlight w:val="green"/>
               </w:rPr>
               <w:t>Summaries.R</w:t>
             </w:r>
@@ -1808,12 +1819,14 @@
               <w:rPr>
                 <w:i/>
                 <w:iCs/>
-              </w:rPr>
-            </w:pPr>
-            <w:r>
-              <w:rPr>
-                <w:i/>
-                <w:iCs/>
+                <w:highlight w:val="green"/>
+              </w:rPr>
+            </w:pPr>
+            <w:r>
+              <w:rPr>
+                <w:i/>
+                <w:iCs/>
+                <w:highlight w:val="green"/>
               </w:rPr>
               <w:t>districtswDBK.csv</w:t>
             </w:r>
@@ -1826,7 +1839,15 @@
             <w:tcW w:w="2605" w:type="dxa"/>
           </w:tcPr>
           <w:p>
-            <w:r>
+            <w:pPr>
+              <w:rPr>
+                <w:highlight w:val="green"/>
+              </w:rPr>
+            </w:pPr>
+            <w:r>
+              <w:rPr>
+                <w:highlight w:val="green"/>
+              </w:rPr>
               <w:t>Appendix 18</w:t>
             </w:r>
           </w:p>
@@ -1840,6 +1861,7 @@
               <w:rPr>
                 <w:i/>
                 <w:iCs/>
+                <w:highlight w:val="green"/>
               </w:rPr>
             </w:pPr>
             <w:proofErr w:type="spellStart"/>
@@ -1847,6 +1869,7 @@
               <w:rPr>
                 <w:i/>
                 <w:iCs/>
+                <w:highlight w:val="green"/>
               </w:rPr>
               <w:t>miamiPlans.R</w:t>
             </w:r>
@@ -1862,31 +1885,43 @@
               <w:rPr>
                 <w:i/>
                 <w:iCs/>
-              </w:rPr>
-            </w:pPr>
-            <w:r>
-              <w:rPr>
-                <w:i/>
-                <w:iCs/>
+                <w:highlight w:val="green"/>
+              </w:rPr>
+            </w:pPr>
+            <w:r>
+              <w:rPr>
+                <w:i/>
+                <w:iCs/>
+                <w:highlight w:val="green"/>
               </w:rPr>
               <w:t xml:space="preserve">Complete Shapefiles </w:t>
             </w:r>
             <w:proofErr w:type="gramStart"/>
             <w:r>
+              <w:rPr>
+                <w:highlight w:val="green"/>
+              </w:rPr>
               <w:t>folder;</w:t>
             </w:r>
             <w:proofErr w:type="gramEnd"/>
             <w:r>
+              <w:rPr>
+                <w:highlight w:val="green"/>
+              </w:rPr>
               <w:t xml:space="preserve"> </w:t>
             </w:r>
             <w:r>
               <w:rPr>
                 <w:i/>
                 <w:iCs/>
+                <w:highlight w:val="green"/>
               </w:rPr>
               <w:t>RB simulated L2 plans</w:t>
             </w:r>
             <w:r>
+              <w:rPr>
+                <w:highlight w:val="green"/>
+              </w:rPr>
               <w:t xml:space="preserve"> folder</w:t>
             </w:r>
           </w:p>
@@ -2548,6 +2583,43 @@
             </w:r>
             <w:proofErr w:type="spellEnd"/>
             <w:proofErr w:type="gramEnd"/>
+          </w:p>
+        </w:tc>
+        <w:tc>
+          <w:tcPr>
+            <w:tcW w:w="4410" w:type="dxa"/>
+          </w:tcPr>
+          <w:p>
+            <w:pPr>
+              <w:rPr>
+                <w:i/>
+                <w:iCs/>
+              </w:rPr>
+            </w:pPr>
+          </w:p>
+        </w:tc>
+      </w:tr>
+      <w:tr>
+        <w:tc>
+          <w:tcPr>
+            <w:tcW w:w="4315" w:type="dxa"/>
+          </w:tcPr>
+          <w:p>
+            <w:pPr>
+              <w:rPr>
+                <w:i/>
+                <w:iCs/>
+              </w:rPr>
+            </w:pPr>
+            <w:proofErr w:type="spellStart"/>
+            <w:r>
+              <w:rPr>
+                <w:i/>
+                <w:iCs/>
+              </w:rPr>
+              <w:t>districtFTPVRA.RData</w:t>
+            </w:r>
+            <w:proofErr w:type="spellEnd"/>
           </w:p>
         </w:tc>
         <w:tc>

--- a/Read Me.docx
+++ b/Read Me.docx
@@ -52,10 +52,7 @@
     </w:p>
     <w:p>
       <w:r>
-        <w:t xml:space="preserve">Some of the maps </w:t>
-      </w:r>
-      <w:r>
-        <w:t xml:space="preserve">in the </w:t>
+        <w:t xml:space="preserve">Some of the maps in the </w:t>
       </w:r>
       <w:r>
         <w:rPr>
@@ -73,13 +70,7 @@
       </w:r>
       <w:proofErr w:type="spellEnd"/>
       <w:r>
-        <w:t xml:space="preserve"> and consistent naming convention. The original maps </w:t>
-      </w:r>
-      <w:r>
-        <w:t>are in</w:t>
-      </w:r>
-      <w:r>
-        <w:t xml:space="preserve"> </w:t>
+        <w:t xml:space="preserve"> and consistent naming convention. The original maps are in </w:t>
       </w:r>
       <w:r>
         <w:rPr>
@@ -256,14 +247,7 @@
           <w:i/>
           <w:iCs/>
         </w:rPr>
-        <w:t>Counties</w:t>
-      </w:r>
-      <w:r>
-        <w:rPr>
-          <w:i/>
-          <w:iCs/>
-        </w:rPr>
-        <w:t>.R</w:t>
+        <w:t>Counties.R</w:t>
       </w:r>
       <w:proofErr w:type="spellEnd"/>
       <w:r>
@@ -306,14 +290,7 @@
           <w:i/>
           <w:iCs/>
         </w:rPr>
-        <w:t>BlocksAggregatedtoDistricts</w:t>
-      </w:r>
-      <w:r>
-        <w:rPr>
-          <w:i/>
-          <w:iCs/>
-        </w:rPr>
-        <w:t>.R</w:t>
+        <w:t>BlocksAggregatedtoDistricts.R</w:t>
       </w:r>
       <w:proofErr w:type="spellEnd"/>
       <w:r>
@@ -344,14 +321,7 @@
           <w:i/>
           <w:iCs/>
         </w:rPr>
-        <w:t>Councils</w:t>
-      </w:r>
-      <w:r>
-        <w:rPr>
-          <w:i/>
-          <w:iCs/>
-        </w:rPr>
-        <w:t>.R</w:t>
+        <w:t>Councils.R</w:t>
       </w:r>
       <w:proofErr w:type="spellEnd"/>
       <w:r>
@@ -409,7 +379,25 @@
         <w:t xml:space="preserve"> to ensure all cities converged</w:t>
       </w:r>
       <w:r>
-        <w:t xml:space="preserve">. For any cities that have not converged, increase the number of simulations until chains converge. For this analysis, Cleveland, Louisville, and Madison required additional simulations (20,000, 20,000, and 25,000 were sufficient, </w:t>
+        <w:t xml:space="preserve">. For any cities that have not converged, increase the number of simulations until chains converge. For this analysis, Cleveland, </w:t>
+      </w:r>
+      <w:r>
+        <w:t>Laredo</w:t>
+      </w:r>
+      <w:r>
+        <w:t xml:space="preserve">, and </w:t>
+      </w:r>
+      <w:r>
+        <w:t>Seattle</w:t>
+      </w:r>
+      <w:r>
+        <w:t xml:space="preserve"> required additional simulations (20,000, 20,000, and </w:t>
+      </w:r>
+      <w:r>
+        <w:t>28</w:t>
+      </w:r>
+      <w:r>
+        <w:t xml:space="preserve">,000 were sufficient, </w:t>
       </w:r>
       <w:r>
         <w:lastRenderedPageBreak/>
@@ -472,7 +460,20 @@
         <w:t xml:space="preserve"> </w:t>
       </w:r>
       <w:r>
-        <w:t>to summarize the results at the city level.</w:t>
+        <w:t>to summarize the results at the city level</w:t>
+      </w:r>
+      <w:r>
+        <w:t xml:space="preserve"> and produce </w:t>
+      </w:r>
+      <w:r>
+        <w:rPr>
+          <w:i/>
+          <w:iCs/>
+        </w:rPr>
+        <w:t>full_data_for_models.csv</w:t>
+      </w:r>
+      <w:r>
+        <w:t>.</w:t>
       </w:r>
     </w:p>
     <w:p>
@@ -492,7 +493,7 @@
           <w:i/>
           <w:iCs/>
         </w:rPr>
-        <w:t>RunningRBSimsSeeded</w:t>
+        <w:t>SumPlanResults</w:t>
       </w:r>
       <w:r>
         <w:rPr>
@@ -503,7 +504,31 @@
       </w:r>
       <w:proofErr w:type="spellEnd"/>
       <w:r>
-        <w:t xml:space="preserve"> to summarize the results at the district level.  </w:t>
+        <w:t xml:space="preserve"> to summarize the results at the district level</w:t>
+      </w:r>
+      <w:r>
+        <w:t xml:space="preserve"> and produce </w:t>
+      </w:r>
+      <w:proofErr w:type="spellStart"/>
+      <w:r>
+        <w:rPr>
+          <w:i/>
+          <w:iCs/>
+        </w:rPr>
+        <w:t>districts_</w:t>
+      </w:r>
+      <w:proofErr w:type="gramStart"/>
+      <w:r>
+        <w:rPr>
+          <w:i/>
+          <w:iCs/>
+        </w:rPr>
+        <w:t>rb.RData</w:t>
+      </w:r>
+      <w:proofErr w:type="spellEnd"/>
+      <w:proofErr w:type="gramEnd"/>
+      <w:r>
+        <w:t xml:space="preserve">.  </w:t>
       </w:r>
     </w:p>
     <w:p>
@@ -515,10 +540,7 @@
         </w:numPr>
       </w:pPr>
       <w:r>
-        <w:t xml:space="preserve">Run VRA-informed </w:t>
-      </w:r>
-      <w:r>
-        <w:t>simulations for each city council map at the census block level (</w:t>
+        <w:t>Run VRA-informed simulations for each city council map at the census block level (</w:t>
       </w:r>
       <w:proofErr w:type="spellStart"/>
       <w:r>
@@ -526,21 +548,7 @@
           <w:i/>
           <w:iCs/>
         </w:rPr>
-        <w:t>Running</w:t>
-      </w:r>
-      <w:r>
-        <w:rPr>
-          <w:i/>
-          <w:iCs/>
-        </w:rPr>
-        <w:t>VRA</w:t>
-      </w:r>
-      <w:r>
-        <w:rPr>
-          <w:i/>
-          <w:iCs/>
-        </w:rPr>
-        <w:t>SimsSeeded.R</w:t>
+        <w:t>RunningVRASimsSeeded.R</w:t>
       </w:r>
       <w:proofErr w:type="spellEnd"/>
       <w:r>
@@ -628,14 +636,7 @@
           <w:i/>
           <w:iCs/>
         </w:rPr>
-        <w:t>makeGinglesList</w:t>
-      </w:r>
-      <w:r>
-        <w:rPr>
-          <w:i/>
-          <w:iCs/>
-        </w:rPr>
-        <w:t>.R</w:t>
+        <w:t>makeGinglesList.R</w:t>
       </w:r>
       <w:proofErr w:type="spellEnd"/>
       <w:r>
@@ -1487,6 +1488,7 @@
               <w:rPr>
                 <w:highlight w:val="green"/>
               </w:rPr>
+              <w:lastRenderedPageBreak/>
               <w:t>Appendix 6-9</w:t>
             </w:r>
           </w:p>
@@ -1599,7 +1601,6 @@
               <w:rPr>
                 <w:highlight w:val="green"/>
               </w:rPr>
-              <w:lastRenderedPageBreak/>
               <w:t>Appendix 10</w:t>
             </w:r>
           </w:p>
@@ -2512,14 +2513,7 @@
                 <w:i/>
                 <w:iCs/>
               </w:rPr>
-              <w:t>data</w:t>
-            </w:r>
-            <w:r>
-              <w:rPr>
-                <w:i/>
-                <w:iCs/>
-              </w:rPr>
-              <w:t>.RData</w:t>
+              <w:t>data.RData</w:t>
             </w:r>
             <w:proofErr w:type="spellEnd"/>
             <w:proofErr w:type="gramEnd"/>
@@ -2557,14 +2551,7 @@
                 <w:i/>
                 <w:iCs/>
               </w:rPr>
-              <w:t>vra</w:t>
-            </w:r>
-            <w:r>
-              <w:rPr>
-                <w:i/>
-                <w:iCs/>
-              </w:rPr>
-              <w:t>_ft_</w:t>
+              <w:t>vra_ft_</w:t>
             </w:r>
             <w:proofErr w:type="gramStart"/>
             <w:r>
@@ -2572,14 +2559,7 @@
                 <w:i/>
                 <w:iCs/>
               </w:rPr>
-              <w:t>data</w:t>
-            </w:r>
-            <w:r>
-              <w:rPr>
-                <w:i/>
-                <w:iCs/>
-              </w:rPr>
-              <w:t>.RData</w:t>
+              <w:t>data.RData</w:t>
             </w:r>
             <w:proofErr w:type="spellEnd"/>
             <w:proofErr w:type="gramEnd"/>

--- a/Read Me.docx
+++ b/Read Me.docx
@@ -161,24 +161,24 @@
         <w:t xml:space="preserve"> </w:t>
       </w:r>
       <w:r>
-        <w:t>If you are using a new set of</w:t>
-      </w:r>
-      <w:r>
-        <w:t xml:space="preserve"> administrative maps</w:t>
-      </w:r>
-      <w:r>
-        <w:t>, some data preparation is required</w:t>
-      </w:r>
-      <w:r>
-        <w:t xml:space="preserve">. Check each map for contiguity. Where contiguity is broken, connect edges using QGIS or the </w:t>
-      </w:r>
-      <w:proofErr w:type="spellStart"/>
-      <w:r>
-        <w:t>geomander</w:t>
-      </w:r>
-      <w:proofErr w:type="spellEnd"/>
-      <w:r>
-        <w:t xml:space="preserve"> R package. </w:t>
+        <w:t xml:space="preserve">Skip this step by using the </w:t>
+      </w:r>
+      <w:r>
+        <w:rPr>
+          <w:i/>
+          <w:iCs/>
+        </w:rPr>
+        <w:t xml:space="preserve">Complete Shapefiles </w:t>
+      </w:r>
+      <w:r>
+        <w:t>folder</w:t>
+      </w:r>
+      <w:r>
+        <w:rPr>
+          <w:i/>
+          <w:iCs/>
+        </w:rPr>
+        <w:t>.</w:t>
       </w:r>
     </w:p>
     <w:p>
@@ -190,7 +190,23 @@
         </w:numPr>
       </w:pPr>
       <w:r>
-        <w:t xml:space="preserve">Check each map for contiguity. Where contiguity is broken, connect edges using QGIS or the </w:t>
+        <w:rPr>
+          <w:i/>
+          <w:iCs/>
+        </w:rPr>
+        <w:t xml:space="preserve"> </w:t>
+      </w:r>
+      <w:r>
+        <w:t>If you are using a new set of</w:t>
+      </w:r>
+      <w:r>
+        <w:t xml:space="preserve"> administrative maps</w:t>
+      </w:r>
+      <w:r>
+        <w:t>, some data preparation is required</w:t>
+      </w:r>
+      <w:r>
+        <w:t xml:space="preserve">. Check each map for contiguity. Where contiguity is broken, connect edges using QGIS or the </w:t>
       </w:r>
       <w:proofErr w:type="spellStart"/>
       <w:r>
@@ -210,52 +226,15 @@
         </w:numPr>
       </w:pPr>
       <w:r>
-        <w:t xml:space="preserve"> Download county level maps for all counties that intersect each city</w:t>
-      </w:r>
-      <w:r>
-        <w:t xml:space="preserve"> using </w:t>
-      </w:r>
-      <w:r>
-        <w:rPr>
-          <w:i/>
-          <w:iCs/>
-        </w:rPr>
-        <w:t xml:space="preserve">Build Block </w:t>
+        <w:t xml:space="preserve">Check each map for contiguity. Where contiguity is broken, connect edges using QGIS or the </w:t>
       </w:r>
       <w:proofErr w:type="spellStart"/>
       <w:r>
-        <w:rPr>
-          <w:i/>
-          <w:iCs/>
-        </w:rPr>
-        <w:t>Counties.R</w:t>
+        <w:t>geomander</w:t>
       </w:r>
       <w:proofErr w:type="spellEnd"/>
       <w:r>
-        <w:t xml:space="preserve"> and </w:t>
-      </w:r>
-      <w:r>
-        <w:rPr>
-          <w:i/>
-          <w:iCs/>
-        </w:rPr>
-        <w:t xml:space="preserve">Execute Build Block </w:t>
-      </w:r>
-      <w:proofErr w:type="spellStart"/>
-      <w:r>
-        <w:rPr>
-          <w:i/>
-          <w:iCs/>
-        </w:rPr>
-        <w:t>Counties.R</w:t>
-      </w:r>
-      <w:proofErr w:type="spellEnd"/>
-      <w:r>
-        <w:rPr>
-          <w:i/>
-          <w:iCs/>
-        </w:rPr>
-        <w:t xml:space="preserve">. </w:t>
+        <w:t xml:space="preserve"> R package. </w:t>
       </w:r>
     </w:p>
     <w:p>
@@ -267,6 +246,63 @@
         </w:numPr>
       </w:pPr>
       <w:r>
+        <w:t xml:space="preserve"> Download county level maps for all counties that intersect each city</w:t>
+      </w:r>
+      <w:r>
+        <w:t xml:space="preserve"> using </w:t>
+      </w:r>
+      <w:r>
+        <w:rPr>
+          <w:i/>
+          <w:iCs/>
+        </w:rPr>
+        <w:t xml:space="preserve">Build Block </w:t>
+      </w:r>
+      <w:proofErr w:type="spellStart"/>
+      <w:r>
+        <w:rPr>
+          <w:i/>
+          <w:iCs/>
+        </w:rPr>
+        <w:t>Counties.R</w:t>
+      </w:r>
+      <w:proofErr w:type="spellEnd"/>
+      <w:r>
+        <w:t xml:space="preserve"> and </w:t>
+      </w:r>
+      <w:r>
+        <w:rPr>
+          <w:i/>
+          <w:iCs/>
+        </w:rPr>
+        <w:t xml:space="preserve">Execute Build Block </w:t>
+      </w:r>
+      <w:proofErr w:type="spellStart"/>
+      <w:r>
+        <w:rPr>
+          <w:i/>
+          <w:iCs/>
+        </w:rPr>
+        <w:t>Counties.R</w:t>
+      </w:r>
+      <w:proofErr w:type="spellEnd"/>
+      <w:r>
+        <w:rPr>
+          <w:i/>
+          <w:iCs/>
+        </w:rPr>
+        <w:t xml:space="preserve">. </w:t>
+      </w:r>
+    </w:p>
+    <w:p>
+      <w:pPr>
+        <w:pStyle w:val="ListParagraph"/>
+        <w:numPr>
+          <w:ilvl w:val="1"/>
+          <w:numId w:val="9"/>
+        </w:numPr>
+      </w:pPr>
+      <w:r>
         <w:t>Intersect each administrative map with the relevant county level demographic data.</w:t>
       </w:r>
     </w:p>
@@ -354,6 +390,9 @@
       <w:r>
         <w:t xml:space="preserve">). Set seed to 2026 to replicate the analysis. </w:t>
       </w:r>
+      <w:r>
+        <w:t xml:space="preserve">15,000 simulations were used for each city as a baseline. </w:t>
+      </w:r>
     </w:p>
     <w:p>
       <w:pPr>
@@ -391,17 +430,17 @@
         <w:t>Seattle</w:t>
       </w:r>
       <w:r>
-        <w:t xml:space="preserve"> required additional simulations (20,000, 20,000, and </w:t>
+        <w:t xml:space="preserve"> required </w:t>
+      </w:r>
+      <w:r>
+        <w:lastRenderedPageBreak/>
+        <w:t xml:space="preserve">additional simulations (20,000, 20,000, and </w:t>
       </w:r>
       <w:r>
         <w:t>28</w:t>
       </w:r>
       <w:r>
-        <w:t xml:space="preserve">,000 were sufficient, </w:t>
-      </w:r>
-      <w:r>
-        <w:lastRenderedPageBreak/>
-        <w:t xml:space="preserve">respectively). </w:t>
+        <w:t xml:space="preserve">,000 were sufficient, respectively). </w:t>
       </w:r>
       <w:r>
         <w:t xml:space="preserve">If </w:t>
@@ -657,6 +696,72 @@
       <w:pPr>
         <w:pStyle w:val="ListParagraph"/>
         <w:numPr>
+          <w:ilvl w:val="1"/>
+          <w:numId w:val="9"/>
+        </w:numPr>
+      </w:pPr>
+      <w:r>
+        <w:t xml:space="preserve">Run </w:t>
+      </w:r>
+      <w:proofErr w:type="spellStart"/>
+      <w:r>
+        <w:rPr>
+          <w:i/>
+          <w:iCs/>
+        </w:rPr>
+        <w:t>SumPlanResults</w:t>
+      </w:r>
+      <w:r>
+        <w:rPr>
+          <w:i/>
+          <w:iCs/>
+        </w:rPr>
+        <w:t>VRA</w:t>
+      </w:r>
+      <w:r>
+        <w:rPr>
+          <w:i/>
+          <w:iCs/>
+        </w:rPr>
+        <w:t>.R</w:t>
+      </w:r>
+      <w:proofErr w:type="spellEnd"/>
+      <w:r>
+        <w:t xml:space="preserve"> to summarize the results at the district level and produce </w:t>
+      </w:r>
+      <w:proofErr w:type="spellStart"/>
+      <w:r>
+        <w:rPr>
+          <w:i/>
+          <w:iCs/>
+        </w:rPr>
+        <w:t>districts_</w:t>
+      </w:r>
+      <w:proofErr w:type="gramStart"/>
+      <w:r>
+        <w:rPr>
+          <w:i/>
+          <w:iCs/>
+        </w:rPr>
+        <w:t>vra</w:t>
+      </w:r>
+      <w:r>
+        <w:rPr>
+          <w:i/>
+          <w:iCs/>
+        </w:rPr>
+        <w:t>.RData</w:t>
+      </w:r>
+      <w:proofErr w:type="spellEnd"/>
+      <w:proofErr w:type="gramEnd"/>
+      <w:r>
+        <w:t xml:space="preserve">.  </w:t>
+      </w:r>
+    </w:p>
+    <w:p>
+      <w:pPr>
+        <w:pStyle w:val="ListParagraph"/>
+        <w:numPr>
           <w:ilvl w:val="0"/>
           <w:numId w:val="9"/>
         </w:numPr>
@@ -688,7 +793,66 @@
         <w:t xml:space="preserve">. </w:t>
       </w:r>
     </w:p>
-    <w:p/>
+    <w:p>
+      <w:pPr>
+        <w:pStyle w:val="ListParagraph"/>
+        <w:numPr>
+          <w:ilvl w:val="0"/>
+          <w:numId w:val="9"/>
+        </w:numPr>
+        <w:rPr>
+          <w:i/>
+          <w:iCs/>
+        </w:rPr>
+      </w:pPr>
+      <w:r>
+        <w:t xml:space="preserve">To merge actual district plans with external </w:t>
+      </w:r>
+      <w:r>
+        <w:t>data from de Benedictis-Kessner et al.</w:t>
+      </w:r>
+      <w:r>
+        <w:t xml:space="preserve">, use </w:t>
+      </w:r>
+      <w:proofErr w:type="spellStart"/>
+      <w:r>
+        <w:rPr>
+          <w:i/>
+          <w:iCs/>
+        </w:rPr>
+        <w:t>LinkDBKwDistricts.R</w:t>
+      </w:r>
+      <w:proofErr w:type="spellEnd"/>
+      <w:r>
+        <w:t xml:space="preserve"> and create </w:t>
+      </w:r>
+      <w:r>
+        <w:rPr>
+          <w:i/>
+          <w:iCs/>
+        </w:rPr>
+        <w:t>districtswDBK.csv</w:t>
+      </w:r>
+      <w:r>
+        <w:t xml:space="preserve">. </w:t>
+      </w:r>
+    </w:p>
+    <w:p>
+      <w:pPr>
+        <w:pStyle w:val="ListParagraph"/>
+        <w:numPr>
+          <w:ilvl w:val="0"/>
+          <w:numId w:val="9"/>
+        </w:numPr>
+        <w:rPr>
+          <w:i/>
+          <w:iCs/>
+        </w:rPr>
+      </w:pPr>
+      <w:r>
+        <w:t xml:space="preserve">Please follow figure replication steps before table replication steps. </w:t>
+      </w:r>
+    </w:p>
     <w:p>
       <w:pPr>
         <w:rPr>
@@ -702,21 +866,6 @@
           <w:bCs/>
         </w:rPr>
         <w:t>Steps for Replicating Figures:</w:t>
-      </w:r>
-    </w:p>
-    <w:p>
-      <w:pPr>
-        <w:rPr>
-          <w:b/>
-          <w:bCs/>
-        </w:rPr>
-      </w:pPr>
-      <w:r>
-        <w:rPr>
-          <w:b/>
-          <w:bCs/>
-        </w:rPr>
-        <w:t xml:space="preserve">Figures </w:t>
       </w:r>
     </w:p>
     <w:tbl>
@@ -798,25 +947,11 @@
             <w:tcW w:w="2605" w:type="dxa"/>
           </w:tcPr>
           <w:p>
-            <w:pPr>
-              <w:rPr>
-                <w:highlight w:val="green"/>
-              </w:rPr>
-            </w:pPr>
-            <w:r>
-              <w:rPr>
-                <w:highlight w:val="green"/>
-              </w:rPr>
+            <w:r>
               <w:t>1, 2, 3</w:t>
             </w:r>
           </w:p>
-          <w:p>
-            <w:pPr>
-              <w:rPr>
-                <w:highlight w:val="green"/>
-              </w:rPr>
-            </w:pPr>
-          </w:p>
+          <w:p/>
         </w:tc>
         <w:tc>
           <w:tcPr>
@@ -827,7 +962,6 @@
               <w:rPr>
                 <w:i/>
                 <w:iCs/>
-                <w:highlight w:val="green"/>
               </w:rPr>
             </w:pPr>
             <w:proofErr w:type="spellStart"/>
@@ -835,7 +969,6 @@
               <w:rPr>
                 <w:i/>
                 <w:iCs/>
-                <w:highlight w:val="green"/>
               </w:rPr>
               <w:t>BasicPlots.R</w:t>
             </w:r>
@@ -851,14 +984,12 @@
               <w:rPr>
                 <w:i/>
                 <w:iCs/>
-                <w:highlight w:val="green"/>
-              </w:rPr>
-            </w:pPr>
-            <w:r>
-              <w:rPr>
-                <w:i/>
-                <w:iCs/>
-                <w:highlight w:val="green"/>
+              </w:rPr>
+            </w:pPr>
+            <w:r>
+              <w:rPr>
+                <w:i/>
+                <w:iCs/>
               </w:rPr>
               <w:t>full_data_for_models.csv</w:t>
             </w:r>
@@ -871,15 +1002,7 @@
             <w:tcW w:w="2605" w:type="dxa"/>
           </w:tcPr>
           <w:p>
-            <w:pPr>
-              <w:rPr>
-                <w:highlight w:val="green"/>
-              </w:rPr>
-            </w:pPr>
-            <w:r>
-              <w:rPr>
-                <w:highlight w:val="green"/>
-              </w:rPr>
+            <w:r>
               <w:t>4, 5</w:t>
             </w:r>
           </w:p>
@@ -889,16 +1012,10 @@
             <w:tcW w:w="3420" w:type="dxa"/>
           </w:tcPr>
           <w:p>
-            <w:pPr>
-              <w:rPr>
-                <w:highlight w:val="green"/>
-              </w:rPr>
-            </w:pPr>
-            <w:r>
-              <w:rPr>
-                <w:i/>
-                <w:iCs/>
-                <w:highlight w:val="green"/>
+            <w:r>
+              <w:rPr>
+                <w:i/>
+                <w:iCs/>
               </w:rPr>
               <w:t xml:space="preserve">Forest tree </w:t>
             </w:r>
@@ -908,7 +1025,6 @@
               <w:rPr>
                 <w:i/>
                 <w:iCs/>
-                <w:highlight w:val="green"/>
               </w:rPr>
               <w:t>plots.R</w:t>
             </w:r>
@@ -921,45 +1037,29 @@
             <w:tcW w:w="3325" w:type="dxa"/>
           </w:tcPr>
           <w:p>
-            <w:pPr>
-              <w:rPr>
-                <w:highlight w:val="green"/>
-              </w:rPr>
-            </w:pPr>
-            <w:r>
-              <w:rPr>
-                <w:i/>
-                <w:iCs/>
-                <w:highlight w:val="green"/>
+            <w:r>
+              <w:rPr>
+                <w:i/>
+                <w:iCs/>
               </w:rPr>
               <w:t xml:space="preserve">Complete Shapefiles </w:t>
             </w:r>
             <w:proofErr w:type="gramStart"/>
             <w:r>
-              <w:rPr>
-                <w:highlight w:val="green"/>
-              </w:rPr>
               <w:t>folder;</w:t>
             </w:r>
             <w:proofErr w:type="gramEnd"/>
             <w:r>
-              <w:rPr>
-                <w:highlight w:val="green"/>
-              </w:rPr>
               <w:t xml:space="preserve"> </w:t>
             </w:r>
             <w:r>
               <w:rPr>
                 <w:i/>
                 <w:iCs/>
-                <w:highlight w:val="green"/>
               </w:rPr>
               <w:t>RB simulated L2 plans</w:t>
             </w:r>
             <w:r>
-              <w:rPr>
-                <w:highlight w:val="green"/>
-              </w:rPr>
               <w:t xml:space="preserve"> folder </w:t>
             </w:r>
           </w:p>
@@ -971,15 +1071,7 @@
             <w:tcW w:w="2605" w:type="dxa"/>
           </w:tcPr>
           <w:p>
-            <w:pPr>
-              <w:rPr>
-                <w:highlight w:val="green"/>
-              </w:rPr>
-            </w:pPr>
-            <w:r>
-              <w:rPr>
-                <w:highlight w:val="green"/>
-              </w:rPr>
+            <w:r>
               <w:t>6</w:t>
             </w:r>
           </w:p>
@@ -993,7 +1085,6 @@
               <w:rPr>
                 <w:i/>
                 <w:iCs/>
-                <w:highlight w:val="green"/>
               </w:rPr>
             </w:pPr>
             <w:proofErr w:type="spellStart"/>
@@ -1001,7 +1092,6 @@
               <w:rPr>
                 <w:i/>
                 <w:iCs/>
-                <w:highlight w:val="green"/>
               </w:rPr>
               <w:t>WhoWinsFigure.R</w:t>
             </w:r>
@@ -1017,14 +1107,12 @@
               <w:rPr>
                 <w:i/>
                 <w:iCs/>
-                <w:highlight w:val="green"/>
-              </w:rPr>
-            </w:pPr>
-            <w:r>
-              <w:rPr>
-                <w:i/>
-                <w:iCs/>
-                <w:highlight w:val="green"/>
+              </w:rPr>
+            </w:pPr>
+            <w:r>
+              <w:rPr>
+                <w:i/>
+                <w:iCs/>
               </w:rPr>
               <w:t>districtswDBK.csv</w:t>
             </w:r>
@@ -1037,15 +1125,7 @@
             <w:tcW w:w="2605" w:type="dxa"/>
           </w:tcPr>
           <w:p>
-            <w:pPr>
-              <w:rPr>
-                <w:highlight w:val="green"/>
-              </w:rPr>
-            </w:pPr>
-            <w:r>
-              <w:rPr>
-                <w:highlight w:val="green"/>
-              </w:rPr>
+            <w:r>
               <w:t>7</w:t>
             </w:r>
           </w:p>
@@ -1059,7 +1139,6 @@
               <w:rPr>
                 <w:i/>
                 <w:iCs/>
-                <w:highlight w:val="green"/>
               </w:rPr>
             </w:pPr>
             <w:proofErr w:type="spellStart"/>
@@ -1067,7 +1146,6 @@
               <w:rPr>
                 <w:i/>
                 <w:iCs/>
-                <w:highlight w:val="green"/>
               </w:rPr>
               <w:t>binnedPlots.R</w:t>
             </w:r>
@@ -1083,7 +1161,6 @@
               <w:rPr>
                 <w:i/>
                 <w:iCs/>
-                <w:highlight w:val="green"/>
               </w:rPr>
             </w:pPr>
             <w:proofErr w:type="gramStart"/>
@@ -1091,7 +1168,6 @@
               <w:rPr>
                 <w:i/>
                 <w:iCs/>
-                <w:highlight w:val="green"/>
               </w:rPr>
               <w:t>districtswDBK.csv;</w:t>
             </w:r>
@@ -1102,14 +1178,12 @@
               <w:rPr>
                 <w:i/>
                 <w:iCs/>
-                <w:highlight w:val="green"/>
-              </w:rPr>
-            </w:pPr>
-            <w:r>
-              <w:rPr>
-                <w:i/>
-                <w:iCs/>
-                <w:highlight w:val="green"/>
+              </w:rPr>
+            </w:pPr>
+            <w:r>
+              <w:rPr>
+                <w:i/>
+                <w:iCs/>
               </w:rPr>
               <w:t>full_data_for_models.csv</w:t>
             </w:r>
@@ -1122,15 +1196,7 @@
             <w:tcW w:w="2605" w:type="dxa"/>
           </w:tcPr>
           <w:p>
-            <w:pPr>
-              <w:rPr>
-                <w:highlight w:val="green"/>
-              </w:rPr>
-            </w:pPr>
-            <w:r>
-              <w:rPr>
-                <w:highlight w:val="green"/>
-              </w:rPr>
+            <w:r>
               <w:t>8</w:t>
             </w:r>
           </w:p>
@@ -1144,7 +1210,6 @@
               <w:rPr>
                 <w:i/>
                 <w:iCs/>
-                <w:highlight w:val="green"/>
               </w:rPr>
             </w:pPr>
             <w:proofErr w:type="spellStart"/>
@@ -1152,7 +1217,6 @@
               <w:rPr>
                 <w:i/>
                 <w:iCs/>
-                <w:highlight w:val="green"/>
               </w:rPr>
               <w:t>BlackElectedFTP.R</w:t>
             </w:r>
@@ -1168,7 +1232,6 @@
               <w:rPr>
                 <w:i/>
                 <w:iCs/>
-                <w:highlight w:val="green"/>
               </w:rPr>
             </w:pPr>
             <w:proofErr w:type="gramStart"/>
@@ -1176,7 +1239,6 @@
               <w:rPr>
                 <w:i/>
                 <w:iCs/>
-                <w:highlight w:val="green"/>
               </w:rPr>
               <w:t>districtswDBK.csv;</w:t>
             </w:r>
@@ -1187,14 +1249,12 @@
               <w:rPr>
                 <w:i/>
                 <w:iCs/>
-                <w:highlight w:val="green"/>
-              </w:rPr>
-            </w:pPr>
-            <w:r>
-              <w:rPr>
-                <w:i/>
-                <w:iCs/>
-                <w:highlight w:val="green"/>
+              </w:rPr>
+            </w:pPr>
+            <w:r>
+              <w:rPr>
+                <w:i/>
+                <w:iCs/>
               </w:rPr>
               <w:t>full_data_for_models.csv;</w:t>
             </w:r>
@@ -1202,7 +1262,6 @@
               <w:rPr>
                 <w:i/>
                 <w:iCs/>
-                <w:highlight w:val="green"/>
               </w:rPr>
               <w:br/>
               <w:t>RB simulated L2 plans folder</w:t>
@@ -1216,15 +1275,7 @@
             <w:tcW w:w="2605" w:type="dxa"/>
           </w:tcPr>
           <w:p>
-            <w:pPr>
-              <w:rPr>
-                <w:highlight w:val="green"/>
-              </w:rPr>
-            </w:pPr>
-            <w:r>
-              <w:rPr>
-                <w:highlight w:val="green"/>
-              </w:rPr>
+            <w:r>
               <w:t>9</w:t>
             </w:r>
           </w:p>
@@ -1238,7 +1289,6 @@
               <w:rPr>
                 <w:i/>
                 <w:iCs/>
-                <w:highlight w:val="green"/>
               </w:rPr>
             </w:pPr>
             <w:proofErr w:type="spellStart"/>
@@ -1246,7 +1296,6 @@
               <w:rPr>
                 <w:i/>
                 <w:iCs/>
-                <w:highlight w:val="green"/>
               </w:rPr>
               <w:t>HispanicElectedFTP.R</w:t>
             </w:r>
@@ -1262,7 +1311,6 @@
               <w:rPr>
                 <w:i/>
                 <w:iCs/>
-                <w:highlight w:val="green"/>
               </w:rPr>
             </w:pPr>
             <w:proofErr w:type="gramStart"/>
@@ -1270,7 +1318,6 @@
               <w:rPr>
                 <w:i/>
                 <w:iCs/>
-                <w:highlight w:val="green"/>
               </w:rPr>
               <w:t>districtswDBK.csv;</w:t>
             </w:r>
@@ -1281,22 +1328,20 @@
               <w:rPr>
                 <w:i/>
                 <w:iCs/>
-                <w:highlight w:val="green"/>
-              </w:rPr>
-            </w:pPr>
-            <w:r>
-              <w:rPr>
-                <w:i/>
-                <w:iCs/>
-                <w:highlight w:val="green"/>
-              </w:rPr>
+              </w:rPr>
+            </w:pPr>
+            <w:r>
+              <w:rPr>
+                <w:i/>
+                <w:iCs/>
+              </w:rPr>
+              <w:lastRenderedPageBreak/>
               <w:t>full_data_for_models.csv;</w:t>
             </w:r>
             <w:r>
               <w:rPr>
                 <w:i/>
                 <w:iCs/>
-                <w:highlight w:val="green"/>
               </w:rPr>
               <w:br/>
               <w:t>RB simulated L2 plans folder</w:t>
@@ -1310,15 +1355,8 @@
             <w:tcW w:w="2605" w:type="dxa"/>
           </w:tcPr>
           <w:p>
-            <w:pPr>
-              <w:rPr>
-                <w:highlight w:val="green"/>
-              </w:rPr>
-            </w:pPr>
-            <w:r>
-              <w:rPr>
-                <w:highlight w:val="green"/>
-              </w:rPr>
+            <w:r>
+              <w:lastRenderedPageBreak/>
               <w:t>A1, A2, A3</w:t>
             </w:r>
           </w:p>
@@ -1332,7 +1370,6 @@
               <w:rPr>
                 <w:i/>
                 <w:iCs/>
-                <w:highlight w:val="green"/>
               </w:rPr>
             </w:pPr>
             <w:proofErr w:type="spellStart"/>
@@ -1340,7 +1377,6 @@
               <w:rPr>
                 <w:i/>
                 <w:iCs/>
-                <w:highlight w:val="green"/>
               </w:rPr>
               <w:t>BasicPlots.R</w:t>
             </w:r>
@@ -1356,14 +1392,12 @@
               <w:rPr>
                 <w:i/>
                 <w:iCs/>
-                <w:highlight w:val="green"/>
-              </w:rPr>
-            </w:pPr>
-            <w:r>
-              <w:rPr>
-                <w:i/>
-                <w:iCs/>
-                <w:highlight w:val="green"/>
+              </w:rPr>
+            </w:pPr>
+            <w:r>
+              <w:rPr>
+                <w:i/>
+                <w:iCs/>
               </w:rPr>
               <w:t>full_data_for_models.csv</w:t>
             </w:r>
@@ -1376,15 +1410,7 @@
             <w:tcW w:w="2605" w:type="dxa"/>
           </w:tcPr>
           <w:p>
-            <w:pPr>
-              <w:rPr>
-                <w:highlight w:val="green"/>
-              </w:rPr>
-            </w:pPr>
-            <w:r>
-              <w:rPr>
-                <w:highlight w:val="green"/>
-              </w:rPr>
+            <w:r>
               <w:t>Appendix 4 &amp; Appendix 5</w:t>
             </w:r>
           </w:p>
@@ -1398,7 +1424,6 @@
               <w:rPr>
                 <w:i/>
                 <w:iCs/>
-                <w:highlight w:val="green"/>
               </w:rPr>
             </w:pPr>
             <w:proofErr w:type="spellStart"/>
@@ -1406,19 +1431,10 @@
               <w:rPr>
                 <w:i/>
                 <w:iCs/>
-                <w:highlight w:val="green"/>
               </w:rPr>
               <w:t>forestTreePlotsVRA.R</w:t>
             </w:r>
             <w:proofErr w:type="spellEnd"/>
-            <w:r>
-              <w:rPr>
-                <w:i/>
-                <w:iCs/>
-                <w:highlight w:val="green"/>
-              </w:rPr>
-              <w:t>**</w:t>
-            </w:r>
           </w:p>
         </w:tc>
         <w:tc>
@@ -1426,24 +1442,15 @@
             <w:tcW w:w="3325" w:type="dxa"/>
           </w:tcPr>
           <w:p>
-            <w:pPr>
-              <w:rPr>
-                <w:highlight w:val="green"/>
-              </w:rPr>
-            </w:pPr>
-            <w:r>
-              <w:rPr>
-                <w:i/>
-                <w:iCs/>
-                <w:highlight w:val="green"/>
+            <w:r>
+              <w:rPr>
+                <w:i/>
+                <w:iCs/>
               </w:rPr>
               <w:t xml:space="preserve">Complete Shapefiles </w:t>
             </w:r>
             <w:proofErr w:type="gramStart"/>
             <w:r>
-              <w:rPr>
-                <w:highlight w:val="green"/>
-              </w:rPr>
               <w:t>folder;</w:t>
             </w:r>
             <w:proofErr w:type="gramEnd"/>
@@ -1453,21 +1460,16 @@
               <w:rPr>
                 <w:i/>
                 <w:iCs/>
-                <w:highlight w:val="green"/>
-              </w:rPr>
-            </w:pPr>
-            <w:r>
-              <w:rPr>
-                <w:i/>
-                <w:iCs/>
-                <w:highlight w:val="green"/>
+              </w:rPr>
+            </w:pPr>
+            <w:r>
+              <w:rPr>
+                <w:i/>
+                <w:iCs/>
               </w:rPr>
               <w:t xml:space="preserve">VRA Plans </w:t>
             </w:r>
             <w:r>
-              <w:rPr>
-                <w:highlight w:val="green"/>
-              </w:rPr>
               <w:t>folder</w:t>
             </w:r>
           </w:p>
@@ -1479,16 +1481,7 @@
             <w:tcW w:w="2605" w:type="dxa"/>
           </w:tcPr>
           <w:p>
-            <w:pPr>
-              <w:rPr>
-                <w:highlight w:val="green"/>
-              </w:rPr>
-            </w:pPr>
-            <w:r>
-              <w:rPr>
-                <w:highlight w:val="green"/>
-              </w:rPr>
-              <w:lastRenderedPageBreak/>
+            <w:r>
               <w:t>Appendix 6-9</w:t>
             </w:r>
           </w:p>
@@ -1502,14 +1495,12 @@
               <w:rPr>
                 <w:i/>
                 <w:iCs/>
-                <w:highlight w:val="green"/>
-              </w:rPr>
-            </w:pPr>
-            <w:r>
-              <w:rPr>
-                <w:i/>
-                <w:iCs/>
-                <w:highlight w:val="green"/>
+              </w:rPr>
+            </w:pPr>
+            <w:r>
+              <w:rPr>
+                <w:i/>
+                <w:iCs/>
               </w:rPr>
               <w:t xml:space="preserve">Forest tree </w:t>
             </w:r>
@@ -1519,20 +1510,11 @@
               <w:rPr>
                 <w:i/>
                 <w:iCs/>
-                <w:highlight w:val="green"/>
               </w:rPr>
               <w:t>plots.R</w:t>
             </w:r>
             <w:proofErr w:type="spellEnd"/>
             <w:proofErr w:type="gramEnd"/>
-            <w:r>
-              <w:rPr>
-                <w:i/>
-                <w:iCs/>
-                <w:highlight w:val="green"/>
-              </w:rPr>
-              <w:t>**</w:t>
-            </w:r>
           </w:p>
         </w:tc>
         <w:tc>
@@ -1544,43 +1526,31 @@
               <w:rPr>
                 <w:i/>
                 <w:iCs/>
-                <w:highlight w:val="green"/>
-              </w:rPr>
-            </w:pPr>
-            <w:r>
-              <w:rPr>
-                <w:i/>
-                <w:iCs/>
-                <w:highlight w:val="green"/>
+              </w:rPr>
+            </w:pPr>
+            <w:r>
+              <w:rPr>
+                <w:i/>
+                <w:iCs/>
               </w:rPr>
               <w:t xml:space="preserve">Complete Shapefiles </w:t>
             </w:r>
             <w:proofErr w:type="gramStart"/>
             <w:r>
-              <w:rPr>
-                <w:highlight w:val="green"/>
-              </w:rPr>
               <w:t>folder;</w:t>
             </w:r>
             <w:proofErr w:type="gramEnd"/>
             <w:r>
-              <w:rPr>
-                <w:highlight w:val="green"/>
-              </w:rPr>
               <w:t xml:space="preserve"> </w:t>
             </w:r>
             <w:r>
               <w:rPr>
                 <w:i/>
                 <w:iCs/>
-                <w:highlight w:val="green"/>
               </w:rPr>
               <w:t>RB simulated L2 plans</w:t>
             </w:r>
             <w:r>
-              <w:rPr>
-                <w:highlight w:val="green"/>
-              </w:rPr>
               <w:t xml:space="preserve"> folder</w:t>
             </w:r>
           </w:p>
@@ -1592,15 +1562,7 @@
             <w:tcW w:w="2605" w:type="dxa"/>
           </w:tcPr>
           <w:p>
-            <w:pPr>
-              <w:rPr>
-                <w:highlight w:val="green"/>
-              </w:rPr>
-            </w:pPr>
-            <w:r>
-              <w:rPr>
-                <w:highlight w:val="green"/>
-              </w:rPr>
+            <w:r>
               <w:t>Appendix 10</w:t>
             </w:r>
           </w:p>
@@ -1614,7 +1576,6 @@
               <w:rPr>
                 <w:i/>
                 <w:iCs/>
-                <w:highlight w:val="green"/>
               </w:rPr>
             </w:pPr>
             <w:proofErr w:type="spellStart"/>
@@ -1622,7 +1583,6 @@
               <w:rPr>
                 <w:i/>
                 <w:iCs/>
-                <w:highlight w:val="green"/>
               </w:rPr>
               <w:t>PlotVRAConstraint.R</w:t>
             </w:r>
@@ -1634,24 +1594,15 @@
             <w:tcW w:w="3325" w:type="dxa"/>
           </w:tcPr>
           <w:p>
-            <w:pPr>
-              <w:rPr>
-                <w:highlight w:val="green"/>
-              </w:rPr>
-            </w:pPr>
-            <w:r>
-              <w:rPr>
-                <w:i/>
-                <w:iCs/>
-                <w:highlight w:val="green"/>
+            <w:r>
+              <w:rPr>
+                <w:i/>
+                <w:iCs/>
               </w:rPr>
               <w:t xml:space="preserve">Complete Shapefiles </w:t>
             </w:r>
             <w:proofErr w:type="gramStart"/>
             <w:r>
-              <w:rPr>
-                <w:highlight w:val="green"/>
-              </w:rPr>
               <w:t>folder;</w:t>
             </w:r>
             <w:proofErr w:type="gramEnd"/>
@@ -1661,7 +1612,6 @@
               <w:rPr>
                 <w:i/>
                 <w:iCs/>
-                <w:highlight w:val="green"/>
               </w:rPr>
             </w:pPr>
             <w:proofErr w:type="gramStart"/>
@@ -1669,7 +1619,6 @@
               <w:rPr>
                 <w:i/>
                 <w:iCs/>
-                <w:highlight w:val="green"/>
               </w:rPr>
               <w:t>county_bank_rpv_plus.csv;</w:t>
             </w:r>
@@ -1680,14 +1629,12 @@
               <w:rPr>
                 <w:i/>
                 <w:iCs/>
-                <w:highlight w:val="green"/>
-              </w:rPr>
-            </w:pPr>
-            <w:r>
-              <w:rPr>
-                <w:i/>
-                <w:iCs/>
-                <w:highlight w:val="green"/>
+              </w:rPr>
+            </w:pPr>
+            <w:r>
+              <w:rPr>
+                <w:i/>
+                <w:iCs/>
               </w:rPr>
               <w:t>national_summary_2020.csv;</w:t>
             </w:r>
@@ -1700,15 +1647,7 @@
             <w:tcW w:w="2605" w:type="dxa"/>
           </w:tcPr>
           <w:p>
-            <w:pPr>
-              <w:rPr>
-                <w:highlight w:val="green"/>
-              </w:rPr>
-            </w:pPr>
-            <w:r>
-              <w:rPr>
-                <w:highlight w:val="green"/>
-              </w:rPr>
+            <w:r>
               <w:t>Appendix 11-14</w:t>
             </w:r>
           </w:p>
@@ -1722,7 +1661,6 @@
               <w:rPr>
                 <w:i/>
                 <w:iCs/>
-                <w:highlight w:val="green"/>
               </w:rPr>
             </w:pPr>
             <w:proofErr w:type="spellStart"/>
@@ -1730,7 +1668,6 @@
               <w:rPr>
                 <w:i/>
                 <w:iCs/>
-                <w:highlight w:val="green"/>
               </w:rPr>
               <w:t>tercilePlots.R</w:t>
             </w:r>
@@ -1746,14 +1683,12 @@
               <w:rPr>
                 <w:i/>
                 <w:iCs/>
-                <w:highlight w:val="green"/>
-              </w:rPr>
-            </w:pPr>
-            <w:r>
-              <w:rPr>
-                <w:i/>
-                <w:iCs/>
-                <w:highlight w:val="green"/>
+              </w:rPr>
+            </w:pPr>
+            <w:r>
+              <w:rPr>
+                <w:i/>
+                <w:iCs/>
               </w:rPr>
               <w:t>full_data_for_models.csv</w:t>
             </w:r>
@@ -1766,15 +1701,7 @@
             <w:tcW w:w="2605" w:type="dxa"/>
           </w:tcPr>
           <w:p>
-            <w:pPr>
-              <w:rPr>
-                <w:highlight w:val="green"/>
-              </w:rPr>
-            </w:pPr>
-            <w:r>
-              <w:rPr>
-                <w:highlight w:val="green"/>
-              </w:rPr>
+            <w:r>
               <w:t>Appendix 15-17</w:t>
             </w:r>
           </w:p>
@@ -1788,14 +1715,12 @@
               <w:rPr>
                 <w:i/>
                 <w:iCs/>
-                <w:highlight w:val="green"/>
-              </w:rPr>
-            </w:pPr>
-            <w:r>
-              <w:rPr>
-                <w:i/>
-                <w:iCs/>
-                <w:highlight w:val="green"/>
+              </w:rPr>
+            </w:pPr>
+            <w:r>
+              <w:rPr>
+                <w:i/>
+                <w:iCs/>
               </w:rPr>
               <w:t xml:space="preserve">Appendix Data </w:t>
             </w:r>
@@ -1804,7 +1729,6 @@
               <w:rPr>
                 <w:i/>
                 <w:iCs/>
-                <w:highlight w:val="green"/>
               </w:rPr>
               <w:t>Summaries.R</w:t>
             </w:r>
@@ -1820,14 +1744,12 @@
               <w:rPr>
                 <w:i/>
                 <w:iCs/>
-                <w:highlight w:val="green"/>
-              </w:rPr>
-            </w:pPr>
-            <w:r>
-              <w:rPr>
-                <w:i/>
-                <w:iCs/>
-                <w:highlight w:val="green"/>
+              </w:rPr>
+            </w:pPr>
+            <w:r>
+              <w:rPr>
+                <w:i/>
+                <w:iCs/>
               </w:rPr>
               <w:t>districtswDBK.csv</w:t>
             </w:r>
@@ -1840,15 +1762,7 @@
             <w:tcW w:w="2605" w:type="dxa"/>
           </w:tcPr>
           <w:p>
-            <w:pPr>
-              <w:rPr>
-                <w:highlight w:val="green"/>
-              </w:rPr>
-            </w:pPr>
-            <w:r>
-              <w:rPr>
-                <w:highlight w:val="green"/>
-              </w:rPr>
+            <w:r>
               <w:t>Appendix 18</w:t>
             </w:r>
           </w:p>
@@ -1862,7 +1776,6 @@
               <w:rPr>
                 <w:i/>
                 <w:iCs/>
-                <w:highlight w:val="green"/>
               </w:rPr>
             </w:pPr>
             <w:proofErr w:type="spellStart"/>
@@ -1870,7 +1783,6 @@
               <w:rPr>
                 <w:i/>
                 <w:iCs/>
-                <w:highlight w:val="green"/>
               </w:rPr>
               <w:t>miamiPlans.R</w:t>
             </w:r>
@@ -1886,80 +1798,37 @@
               <w:rPr>
                 <w:i/>
                 <w:iCs/>
-                <w:highlight w:val="green"/>
-              </w:rPr>
-            </w:pPr>
-            <w:r>
-              <w:rPr>
-                <w:i/>
-                <w:iCs/>
-                <w:highlight w:val="green"/>
+              </w:rPr>
+            </w:pPr>
+            <w:r>
+              <w:rPr>
+                <w:i/>
+                <w:iCs/>
               </w:rPr>
               <w:t xml:space="preserve">Complete Shapefiles </w:t>
             </w:r>
             <w:proofErr w:type="gramStart"/>
             <w:r>
-              <w:rPr>
-                <w:highlight w:val="green"/>
-              </w:rPr>
               <w:t>folder;</w:t>
             </w:r>
             <w:proofErr w:type="gramEnd"/>
             <w:r>
-              <w:rPr>
-                <w:highlight w:val="green"/>
-              </w:rPr>
               <w:t xml:space="preserve"> </w:t>
             </w:r>
             <w:r>
               <w:rPr>
                 <w:i/>
                 <w:iCs/>
-                <w:highlight w:val="green"/>
               </w:rPr>
               <w:t>RB simulated L2 plans</w:t>
             </w:r>
             <w:r>
-              <w:rPr>
-                <w:highlight w:val="green"/>
-              </w:rPr>
               <w:t xml:space="preserve"> folder</w:t>
             </w:r>
           </w:p>
         </w:tc>
       </w:tr>
     </w:tbl>
-    <w:p>
-      <w:pPr>
-        <w:rPr>
-          <w:b/>
-          <w:bCs/>
-        </w:rPr>
-      </w:pPr>
-    </w:p>
-    <w:p>
-      <w:pPr>
-        <w:rPr>
-          <w:b/>
-          <w:bCs/>
-        </w:rPr>
-      </w:pPr>
-      <w:r>
-        <w:rPr>
-          <w:b/>
-          <w:bCs/>
-        </w:rPr>
-        <w:t>Steps for Replicating Tables:</w:t>
-      </w:r>
-    </w:p>
-    <w:p>
-      <w:pPr>
-        <w:rPr>
-          <w:b/>
-          <w:bCs/>
-        </w:rPr>
-      </w:pPr>
-    </w:p>
     <w:p>
       <w:pPr>
         <w:rPr>
@@ -2258,22 +2127,6 @@
     <w:p>
       <w:pPr>
         <w:rPr>
-          <w:i/>
-          <w:iCs/>
-        </w:rPr>
-      </w:pPr>
-    </w:p>
-    <w:p>
-      <w:pPr>
-        <w:rPr>
-          <w:b/>
-          <w:bCs/>
-        </w:rPr>
-      </w:pPr>
-    </w:p>
-    <w:p>
-      <w:pPr>
-        <w:rPr>
           <w:b/>
           <w:bCs/>
         </w:rPr>
@@ -2420,14 +2273,7 @@
                 <w:i/>
                 <w:iCs/>
               </w:rPr>
-              <w:t>LinkDBKwDistricts</w:t>
-            </w:r>
-            <w:r>
-              <w:rPr>
-                <w:i/>
-                <w:iCs/>
-              </w:rPr>
-              <w:t>.R</w:t>
+              <w:t>LinkDBKwDistricts.R</w:t>
             </w:r>
             <w:proofErr w:type="spellEnd"/>
           </w:p>
@@ -2530,6 +2376,22 @@
                 <w:iCs/>
               </w:rPr>
             </w:pPr>
+            <w:proofErr w:type="spellStart"/>
+            <w:r>
+              <w:rPr>
+                <w:i/>
+                <w:iCs/>
+              </w:rPr>
+              <w:t>forestTreePlots</w:t>
+            </w:r>
+            <w:r>
+              <w:rPr>
+                <w:i/>
+                <w:iCs/>
+              </w:rPr>
+              <w:t>.R</w:t>
+            </w:r>
+            <w:proofErr w:type="spellEnd"/>
           </w:p>
         </w:tc>
       </w:tr>
@@ -2551,7 +2413,7 @@
                 <w:i/>
                 <w:iCs/>
               </w:rPr>
-              <w:t>vra_ft_</w:t>
+              <w:t>Vra_ftp_</w:t>
             </w:r>
             <w:proofErr w:type="gramStart"/>
             <w:r>
@@ -2576,6 +2438,22 @@
                 <w:iCs/>
               </w:rPr>
             </w:pPr>
+            <w:proofErr w:type="spellStart"/>
+            <w:r>
+              <w:rPr>
+                <w:i/>
+                <w:iCs/>
+              </w:rPr>
+              <w:t>forestTreePlotsVRA</w:t>
+            </w:r>
+            <w:r>
+              <w:rPr>
+                <w:i/>
+                <w:iCs/>
+              </w:rPr>
+              <w:t>.R</w:t>
+            </w:r>
+            <w:proofErr w:type="spellEnd"/>
           </w:p>
         </w:tc>
       </w:tr>
@@ -2597,9 +2475,18 @@
                 <w:i/>
                 <w:iCs/>
               </w:rPr>
-              <w:t>districtFTPVRA.RData</w:t>
+              <w:t>districts_</w:t>
+            </w:r>
+            <w:proofErr w:type="gramStart"/>
+            <w:r>
+              <w:rPr>
+                <w:i/>
+                <w:iCs/>
+              </w:rPr>
+              <w:t>vra.RData</w:t>
             </w:r>
             <w:proofErr w:type="spellEnd"/>
+            <w:proofErr w:type="gramEnd"/>
           </w:p>
         </w:tc>
         <w:tc>
@@ -2613,6 +2500,157 @@
                 <w:iCs/>
               </w:rPr>
             </w:pPr>
+            <w:proofErr w:type="spellStart"/>
+            <w:r>
+              <w:rPr>
+                <w:i/>
+                <w:iCs/>
+              </w:rPr>
+              <w:t>SumPlanResults</w:t>
+            </w:r>
+            <w:r>
+              <w:rPr>
+                <w:i/>
+                <w:iCs/>
+              </w:rPr>
+              <w:t>VRA</w:t>
+            </w:r>
+            <w:r>
+              <w:rPr>
+                <w:i/>
+                <w:iCs/>
+              </w:rPr>
+              <w:t>.R</w:t>
+            </w:r>
+            <w:proofErr w:type="spellEnd"/>
+          </w:p>
+        </w:tc>
+      </w:tr>
+      <w:tr>
+        <w:tc>
+          <w:tcPr>
+            <w:tcW w:w="4315" w:type="dxa"/>
+          </w:tcPr>
+          <w:p>
+            <w:pPr>
+              <w:rPr>
+                <w:i/>
+                <w:iCs/>
+              </w:rPr>
+            </w:pPr>
+            <w:proofErr w:type="spellStart"/>
+            <w:r>
+              <w:rPr>
+                <w:i/>
+                <w:iCs/>
+              </w:rPr>
+              <w:t>districts_</w:t>
+            </w:r>
+            <w:proofErr w:type="gramStart"/>
+            <w:r>
+              <w:rPr>
+                <w:i/>
+                <w:iCs/>
+              </w:rPr>
+              <w:t>rb.RData</w:t>
+            </w:r>
+            <w:proofErr w:type="spellEnd"/>
+            <w:proofErr w:type="gramEnd"/>
+          </w:p>
+        </w:tc>
+        <w:tc>
+          <w:tcPr>
+            <w:tcW w:w="4410" w:type="dxa"/>
+          </w:tcPr>
+          <w:p>
+            <w:pPr>
+              <w:rPr>
+                <w:i/>
+                <w:iCs/>
+              </w:rPr>
+            </w:pPr>
+            <w:proofErr w:type="spellStart"/>
+            <w:r>
+              <w:rPr>
+                <w:i/>
+                <w:iCs/>
+              </w:rPr>
+              <w:t>SumPlanResults</w:t>
+            </w:r>
+            <w:r>
+              <w:rPr>
+                <w:i/>
+                <w:iCs/>
+              </w:rPr>
+              <w:t>.R</w:t>
+            </w:r>
+            <w:proofErr w:type="spellEnd"/>
+          </w:p>
+        </w:tc>
+      </w:tr>
+      <w:tr>
+        <w:tc>
+          <w:tcPr>
+            <w:tcW w:w="4315" w:type="dxa"/>
+          </w:tcPr>
+          <w:p>
+            <w:pPr>
+              <w:rPr>
+                <w:i/>
+                <w:iCs/>
+              </w:rPr>
+            </w:pPr>
+            <w:r>
+              <w:rPr>
+                <w:i/>
+                <w:iCs/>
+              </w:rPr>
+              <w:t>sumactualplans2000</w:t>
+            </w:r>
+            <w:r>
+              <w:rPr>
+                <w:i/>
+                <w:iCs/>
+              </w:rPr>
+              <w:t>.csv</w:t>
+            </w:r>
+          </w:p>
+        </w:tc>
+        <w:tc>
+          <w:tcPr>
+            <w:tcW w:w="4410" w:type="dxa"/>
+          </w:tcPr>
+          <w:p>
+            <w:pPr>
+              <w:rPr>
+                <w:i/>
+                <w:iCs/>
+              </w:rPr>
+            </w:pPr>
+            <w:r>
+              <w:rPr>
+                <w:i/>
+                <w:iCs/>
+              </w:rPr>
+              <w:t>Setup R Files</w:t>
+            </w:r>
+            <w:r>
+              <w:t>/</w:t>
+            </w:r>
+            <w:r>
+              <w:rPr>
+                <w:i/>
+                <w:iCs/>
+              </w:rPr>
+              <w:t>SummarizeActual2000</w:t>
+            </w:r>
+            <w:r>
+              <w:rPr>
+                <w:i/>
+                <w:iCs/>
+              </w:rPr>
+              <w:t>.R</w:t>
+            </w:r>
           </w:p>
         </w:tc>
       </w:tr>
@@ -2624,6 +2662,29 @@
           <w:iCs/>
         </w:rPr>
       </w:pPr>
+    </w:p>
+    <w:p>
+      <w:r>
+        <w:t xml:space="preserve">Each of the files above </w:t>
+      </w:r>
+      <w:proofErr w:type="gramStart"/>
+      <w:r>
+        <w:t>are located in</w:t>
+      </w:r>
+      <w:proofErr w:type="gramEnd"/>
+      <w:r>
+        <w:t xml:space="preserve"> the </w:t>
+      </w:r>
+      <w:r>
+        <w:rPr>
+          <w:i/>
+          <w:iCs/>
+        </w:rPr>
+        <w:t>Simulation R Files</w:t>
+      </w:r>
+      <w:r>
+        <w:t xml:space="preserve"> unless otherwise noted. </w:t>
+      </w:r>
     </w:p>
     <w:sectPr>
       <w:pgSz w:w="12240" w:h="15840"/>
